--- a/rapports/2026-06-06/EQ30/EQ30_sup_v2/DR_101101000086/50-26-74-37.docx
+++ b/rapports/2026-06-06/EQ30/EQ30_sup_v2/DR_101101000086/50-26-74-37.docx
@@ -297,7 +297,7 @@
           <w:color w:val="1F6FEB"/>
           <w:sz w:val="22"/>
         </w:rPr>
-        <w:t>⚠ INCOHÉRENCES À CORRIGER (81)</w:t>
+        <w:t>⚠ INCOHÉRENCES À CORRIGER (75)</w:t>
       </w:r>
     </w:p>
     <w:tbl>
@@ -1115,7 +1115,7 @@
                 <w:i w:val="0"/>
                 <w:sz w:val="17"/>
               </w:rPr>
-              <w:t>Incohérence!!! seulement les écoles privées paient les frais de scolarité (y compris les frais d'inscription).</w:t>
+              <w:t>Incohérence ! Ndieme Diop frequente actuellement 2ème année de Supérieur mais dit avoir reçu une bourse de 400000 FCFA.</w:t>
             </w:r>
           </w:p>
         </w:tc>
@@ -1174,7 +1174,7 @@
                 <w:color w:val="16A34A"/>
                 <w:sz w:val="16"/>
               </w:rPr>
-              <w:t>—</w:t>
+              <w:t>s01q32, s01q36, s01q38, s04q37_modif, s02q33, s02q34, s01q00b</w:t>
             </w:r>
           </w:p>
         </w:tc>
@@ -1205,7 +1205,7 @@
                 <w:i w:val="0"/>
                 <w:sz w:val="17"/>
               </w:rPr>
-              <w:t>Incohérence ! Ndieme Diop frequente actuellement 2ème année de Supérieur mais dit avoir reçu une bourse de 400000 FCFA.</w:t>
+              <w:t>Peu probable!!! Vu l'âge (16 ans) de Diariyatou Diallo ou l'année à laquelle Diariyatou Diallo a fréquenté l'école pour la dernière fois (.) le dernier diplome de Diariyatou Diallo ne peut être le Certificat d'études primaires (CEP), prière de corriger cette incohérence ou confirmer avec le QG.</w:t>
             </w:r>
           </w:p>
         </w:tc>
@@ -1238,6 +1238,996 @@
                 <w:i w:val="0"/>
                 <w:sz w:val="16"/>
               </w:rPr>
+              <w:t>S03</w:t>
+              <w:br/>
+            </w:r>
+            <w:r>
+              <w:rPr>
+                <w:b w:val="0"/>
+                <w:i w:val="0"/>
+                <w:color w:val="64748B"/>
+                <w:sz w:val="14"/>
+              </w:rPr>
+              <w:t>Santé</w:t>
+            </w:r>
+          </w:p>
+        </w:tc>
+        <w:tc>
+          <w:tcPr>
+            <w:tcW w:type="dxa" w:w="1531"/>
+          </w:tcPr>
+          <w:p>
+            <w:r>
+              <w:rPr>
+                <w:b/>
+                <w:i w:val="0"/>
+                <w:color w:val="16A34A"/>
+                <w:sz w:val="16"/>
+              </w:rPr>
+              <w:t>s03q14, s03q15, s03q17, s03q18, s03q19, s03q20, s03q21</w:t>
+            </w:r>
+          </w:p>
+        </w:tc>
+        <w:tc>
+          <w:tcPr>
+            <w:tcW w:type="dxa" w:w="1191"/>
+          </w:tcPr>
+          <w:p>
+            <w:r>
+              <w:rPr>
+                <w:b w:val="0"/>
+                <w:i w:val="0"/>
+                <w:color w:val="64748B"/>
+                <w:sz w:val="16"/>
+              </w:rPr>
+              <w:t>GT-CQ</w:t>
+            </w:r>
+          </w:p>
+        </w:tc>
+        <w:tc>
+          <w:tcPr>
+            <w:tcW w:type="dxa" w:w="4706"/>
+          </w:tcPr>
+          <w:p>
+            <w:r>
+              <w:rPr>
+                <w:b w:val="0"/>
+                <w:i w:val="0"/>
+                <w:sz w:val="17"/>
+              </w:rPr>
+              <w:t>Incoherence!!! hassanatou Diallo a consulté dans un service de santé ou un guérisseur au cours des 3 derniers mois sans hospitalisation (3.13=Oui) mais la depense liée à cette consultation est nulle 0 ou ne sait pas partout dans les questions (s03q14 s03q15 s03q17 s03q18 s03q19 s03q20 s03q21).</w:t>
+            </w:r>
+          </w:p>
+        </w:tc>
+      </w:tr>
+      <w:tr>
+        <w:tc>
+          <w:tcPr>
+            <w:tcW w:type="dxa" w:w="964"/>
+          </w:tcPr>
+          <w:p>
+            <w:r>
+              <w:rPr>
+                <w:b/>
+                <w:i w:val="0"/>
+                <w:color w:val="DC2626"/>
+                <w:sz w:val="16"/>
+              </w:rPr>
+              <w:t>Haute</w:t>
+            </w:r>
+          </w:p>
+        </w:tc>
+        <w:tc>
+          <w:tcPr>
+            <w:tcW w:type="dxa" w:w="1247"/>
+          </w:tcPr>
+          <w:p>
+            <w:r>
+              <w:rPr>
+                <w:b/>
+                <w:i w:val="0"/>
+                <w:sz w:val="16"/>
+              </w:rPr>
+              <w:t>S07</w:t>
+              <w:br/>
+            </w:r>
+            <w:r>
+              <w:rPr>
+                <w:b w:val="0"/>
+                <w:i w:val="0"/>
+                <w:color w:val="64748B"/>
+                <w:sz w:val="14"/>
+              </w:rPr>
+              <w:t>Consommation alimentaire</w:t>
+            </w:r>
+          </w:p>
+        </w:tc>
+        <w:tc>
+          <w:tcPr>
+            <w:tcW w:type="dxa" w:w="1531"/>
+          </w:tcPr>
+          <w:p>
+            <w:r>
+              <w:rPr>
+                <w:b/>
+                <w:i w:val="0"/>
+                <w:color w:val="16A34A"/>
+                <w:sz w:val="16"/>
+              </w:rPr>
+              <w:t>s00q27, s01q00a, s01q12, s01q13, s02q04, s03q11, s03q12, s01q01</w:t>
+            </w:r>
+          </w:p>
+        </w:tc>
+        <w:tc>
+          <w:tcPr>
+            <w:tcW w:type="dxa" w:w="1191"/>
+          </w:tcPr>
+          <w:p>
+            <w:r>
+              <w:rPr>
+                <w:b w:val="0"/>
+                <w:i w:val="0"/>
+                <w:color w:val="64748B"/>
+                <w:sz w:val="16"/>
+              </w:rPr>
+              <w:t>GT-CQ</w:t>
+            </w:r>
+          </w:p>
+        </w:tc>
+        <w:tc>
+          <w:tcPr>
+            <w:tcW w:type="dxa" w:w="4706"/>
+          </w:tcPr>
+          <w:p>
+            <w:r>
+              <w:rPr>
+                <w:b w:val="0"/>
+                <w:i w:val="0"/>
+                <w:sz w:val="17"/>
+              </w:rPr>
+              <w:t>Avertissement!!! Le ménage a consommé 209 Pièce de Petit de Sucre en morceaux  ce qui semble incoherent pour une consommation aucours des 7 derniers jours, prière de verifier et corriger.</w:t>
+            </w:r>
+          </w:p>
+        </w:tc>
+      </w:tr>
+      <w:tr>
+        <w:tc>
+          <w:tcPr>
+            <w:tcW w:type="dxa" w:w="964"/>
+          </w:tcPr>
+          <w:p>
+            <w:r>
+              <w:rPr>
+                <w:b/>
+                <w:i w:val="0"/>
+                <w:color w:val="DC2626"/>
+                <w:sz w:val="16"/>
+              </w:rPr>
+              <w:t>Haute</w:t>
+            </w:r>
+          </w:p>
+        </w:tc>
+        <w:tc>
+          <w:tcPr>
+            <w:tcW w:type="dxa" w:w="1247"/>
+          </w:tcPr>
+          <w:p>
+            <w:r>
+              <w:rPr>
+                <w:b/>
+                <w:i w:val="0"/>
+                <w:sz w:val="16"/>
+              </w:rPr>
+              <w:t>S07</w:t>
+              <w:br/>
+            </w:r>
+            <w:r>
+              <w:rPr>
+                <w:b w:val="0"/>
+                <w:i w:val="0"/>
+                <w:color w:val="64748B"/>
+                <w:sz w:val="14"/>
+              </w:rPr>
+              <w:t>Consommation alimentaire</w:t>
+            </w:r>
+          </w:p>
+        </w:tc>
+        <w:tc>
+          <w:tcPr>
+            <w:tcW w:type="dxa" w:w="1531"/>
+          </w:tcPr>
+          <w:p>
+            <w:r>
+              <w:rPr>
+                <w:b/>
+                <w:i w:val="0"/>
+                <w:color w:val="16A34A"/>
+                <w:sz w:val="16"/>
+              </w:rPr>
+              <w:t>s02q15, s02q20, s02q21, s04q21, s00q04, s04q35b, s04q46, s04q68</w:t>
+            </w:r>
+          </w:p>
+        </w:tc>
+        <w:tc>
+          <w:tcPr>
+            <w:tcW w:type="dxa" w:w="1191"/>
+          </w:tcPr>
+          <w:p>
+            <w:r>
+              <w:rPr>
+                <w:b w:val="0"/>
+                <w:i w:val="0"/>
+                <w:color w:val="64748B"/>
+                <w:sz w:val="16"/>
+              </w:rPr>
+              <w:t>GT-CQ</w:t>
+            </w:r>
+          </w:p>
+        </w:tc>
+        <w:tc>
+          <w:tcPr>
+            <w:tcW w:type="dxa" w:w="4706"/>
+          </w:tcPr>
+          <w:p>
+            <w:r>
+              <w:rPr>
+                <w:b w:val="0"/>
+                <w:i w:val="0"/>
+                <w:sz w:val="17"/>
+              </w:rPr>
+              <w:t>Incoherence!!! Le ménage a consommé 3 Cuillère Petit de Farine de blé locale ou importée, cette quantité semble anormale pour une consommation des 7 derniers jours, prière de verifier et corriger.</w:t>
+            </w:r>
+          </w:p>
+        </w:tc>
+      </w:tr>
+      <w:tr>
+        <w:tc>
+          <w:tcPr>
+            <w:tcW w:type="dxa" w:w="964"/>
+          </w:tcPr>
+          <w:p>
+            <w:r>
+              <w:rPr>
+                <w:b/>
+                <w:i w:val="0"/>
+                <w:color w:val="EA580C"/>
+                <w:sz w:val="16"/>
+              </w:rPr>
+              <w:t>Moyenne</w:t>
+            </w:r>
+          </w:p>
+        </w:tc>
+        <w:tc>
+          <w:tcPr>
+            <w:tcW w:type="dxa" w:w="1247"/>
+          </w:tcPr>
+          <w:p>
+            <w:r>
+              <w:rPr>
+                <w:b/>
+                <w:i w:val="0"/>
+                <w:sz w:val="16"/>
+              </w:rPr>
+              <w:t>S00</w:t>
+              <w:br/>
+            </w:r>
+            <w:r>
+              <w:rPr>
+                <w:b w:val="0"/>
+                <w:i w:val="0"/>
+                <w:color w:val="64748B"/>
+                <w:sz w:val="14"/>
+              </w:rPr>
+              <w:t>Identification</w:t>
+            </w:r>
+          </w:p>
+        </w:tc>
+        <w:tc>
+          <w:tcPr>
+            <w:tcW w:type="dxa" w:w="1531"/>
+          </w:tcPr>
+          <w:p>
+            <w:r>
+              <w:rPr>
+                <w:b/>
+                <w:i w:val="0"/>
+                <w:color w:val="16A34A"/>
+                <w:sz w:val="16"/>
+              </w:rPr>
+              <w:t>—</w:t>
+            </w:r>
+          </w:p>
+        </w:tc>
+        <w:tc>
+          <w:tcPr>
+            <w:tcW w:type="dxa" w:w="1191"/>
+          </w:tcPr>
+          <w:p>
+            <w:r>
+              <w:rPr>
+                <w:b w:val="0"/>
+                <w:i w:val="0"/>
+                <w:color w:val="64748B"/>
+                <w:sz w:val="16"/>
+              </w:rPr>
+              <w:t>GT-CQ</w:t>
+            </w:r>
+          </w:p>
+        </w:tc>
+        <w:tc>
+          <w:tcPr>
+            <w:tcW w:type="dxa" w:w="4706"/>
+          </w:tcPr>
+          <w:p>
+            <w:r>
+              <w:rPr>
+                <w:b w:val="0"/>
+                <w:i w:val="0"/>
+                <w:sz w:val="17"/>
+              </w:rPr>
+              <w:t>L'adresse ou la localisation du ménage doit être bien renseignée, ne doit pas contenir des numéros de téléphone et elle semble courte pour être une adresse.</w:t>
+            </w:r>
+          </w:p>
+        </w:tc>
+      </w:tr>
+      <w:tr>
+        <w:tc>
+          <w:tcPr>
+            <w:tcW w:type="dxa" w:w="964"/>
+          </w:tcPr>
+          <w:p>
+            <w:r>
+              <w:rPr>
+                <w:b/>
+                <w:i w:val="0"/>
+                <w:color w:val="EA580C"/>
+                <w:sz w:val="16"/>
+              </w:rPr>
+              <w:t>Moyenne</w:t>
+            </w:r>
+          </w:p>
+        </w:tc>
+        <w:tc>
+          <w:tcPr>
+            <w:tcW w:type="dxa" w:w="1247"/>
+          </w:tcPr>
+          <w:p>
+            <w:r>
+              <w:rPr>
+                <w:b/>
+                <w:i w:val="0"/>
+                <w:sz w:val="16"/>
+              </w:rPr>
+              <w:t>S00</w:t>
+              <w:br/>
+            </w:r>
+            <w:r>
+              <w:rPr>
+                <w:b w:val="0"/>
+                <w:i w:val="0"/>
+                <w:color w:val="64748B"/>
+                <w:sz w:val="14"/>
+              </w:rPr>
+              <w:t>Identification</w:t>
+            </w:r>
+          </w:p>
+        </w:tc>
+        <w:tc>
+          <w:tcPr>
+            <w:tcW w:type="dxa" w:w="1531"/>
+          </w:tcPr>
+          <w:p>
+            <w:r>
+              <w:rPr>
+                <w:b/>
+                <w:i w:val="0"/>
+                <w:color w:val="16A34A"/>
+                <w:sz w:val="16"/>
+              </w:rPr>
+              <w:t>—</w:t>
+            </w:r>
+          </w:p>
+        </w:tc>
+        <w:tc>
+          <w:tcPr>
+            <w:tcW w:type="dxa" w:w="1191"/>
+          </w:tcPr>
+          <w:p>
+            <w:r>
+              <w:rPr>
+                <w:b w:val="0"/>
+                <w:i w:val="0"/>
+                <w:color w:val="64748B"/>
+                <w:sz w:val="16"/>
+              </w:rPr>
+              <w:t>GT-CQ</w:t>
+            </w:r>
+          </w:p>
+        </w:tc>
+        <w:tc>
+          <w:tcPr>
+            <w:tcW w:type="dxa" w:w="4706"/>
+          </w:tcPr>
+          <w:p>
+            <w:r>
+              <w:rPr>
+                <w:b w:val="0"/>
+                <w:i w:val="0"/>
+                <w:sz w:val="17"/>
+              </w:rPr>
+              <w:t>Prière de renseigner la bonne adresse.</w:t>
+            </w:r>
+          </w:p>
+        </w:tc>
+      </w:tr>
+      <w:tr>
+        <w:tc>
+          <w:tcPr>
+            <w:tcW w:type="dxa" w:w="964"/>
+          </w:tcPr>
+          <w:p>
+            <w:r>
+              <w:rPr>
+                <w:b/>
+                <w:i w:val="0"/>
+                <w:color w:val="EA580C"/>
+                <w:sz w:val="16"/>
+              </w:rPr>
+              <w:t>Moyenne</w:t>
+            </w:r>
+          </w:p>
+        </w:tc>
+        <w:tc>
+          <w:tcPr>
+            <w:tcW w:type="dxa" w:w="1247"/>
+          </w:tcPr>
+          <w:p>
+            <w:r>
+              <w:rPr>
+                <w:b/>
+                <w:i w:val="0"/>
+                <w:sz w:val="16"/>
+              </w:rPr>
+              <w:t>S01</w:t>
+              <w:br/>
+            </w:r>
+            <w:r>
+              <w:rPr>
+                <w:b w:val="0"/>
+                <w:i w:val="0"/>
+                <w:color w:val="64748B"/>
+                <w:sz w:val="14"/>
+              </w:rPr>
+              <w:t>Démographie</w:t>
+            </w:r>
+          </w:p>
+        </w:tc>
+        <w:tc>
+          <w:tcPr>
+            <w:tcW w:type="dxa" w:w="1531"/>
+          </w:tcPr>
+          <w:p>
+            <w:r>
+              <w:rPr>
+                <w:b/>
+                <w:i w:val="0"/>
+                <w:color w:val="16A34A"/>
+                <w:sz w:val="16"/>
+              </w:rPr>
+              <w:t>—</w:t>
+            </w:r>
+          </w:p>
+        </w:tc>
+        <w:tc>
+          <w:tcPr>
+            <w:tcW w:type="dxa" w:w="1191"/>
+          </w:tcPr>
+          <w:p>
+            <w:r>
+              <w:rPr>
+                <w:b w:val="0"/>
+                <w:i w:val="0"/>
+                <w:color w:val="64748B"/>
+                <w:sz w:val="16"/>
+              </w:rPr>
+              <w:t>GT-CQ</w:t>
+            </w:r>
+          </w:p>
+        </w:tc>
+        <w:tc>
+          <w:tcPr>
+            <w:tcW w:type="dxa" w:w="4706"/>
+          </w:tcPr>
+          <w:p>
+            <w:r>
+              <w:rPr>
+                <w:b w:val="0"/>
+                <w:i w:val="0"/>
+                <w:sz w:val="17"/>
+              </w:rPr>
+              <w:t>Prière de verifier l'information donnée par Aguibou Diallo ou corriger au niveau de la section 1.</w:t>
+            </w:r>
+          </w:p>
+        </w:tc>
+      </w:tr>
+      <w:tr>
+        <w:tc>
+          <w:tcPr>
+            <w:tcW w:type="dxa" w:w="964"/>
+          </w:tcPr>
+          <w:p>
+            <w:r>
+              <w:rPr>
+                <w:b/>
+                <w:i w:val="0"/>
+                <w:color w:val="EA580C"/>
+                <w:sz w:val="16"/>
+              </w:rPr>
+              <w:t>Moyenne</w:t>
+            </w:r>
+          </w:p>
+        </w:tc>
+        <w:tc>
+          <w:tcPr>
+            <w:tcW w:type="dxa" w:w="1247"/>
+          </w:tcPr>
+          <w:p>
+            <w:r>
+              <w:rPr>
+                <w:b/>
+                <w:i w:val="0"/>
+                <w:sz w:val="16"/>
+              </w:rPr>
+              <w:t>S01</w:t>
+              <w:br/>
+            </w:r>
+            <w:r>
+              <w:rPr>
+                <w:b w:val="0"/>
+                <w:i w:val="0"/>
+                <w:color w:val="64748B"/>
+                <w:sz w:val="14"/>
+              </w:rPr>
+              <w:t>Démographie</w:t>
+            </w:r>
+          </w:p>
+        </w:tc>
+        <w:tc>
+          <w:tcPr>
+            <w:tcW w:type="dxa" w:w="1531"/>
+          </w:tcPr>
+          <w:p>
+            <w:r>
+              <w:rPr>
+                <w:b/>
+                <w:i w:val="0"/>
+                <w:color w:val="16A34A"/>
+                <w:sz w:val="16"/>
+              </w:rPr>
+              <w:t>—</w:t>
+            </w:r>
+          </w:p>
+        </w:tc>
+        <w:tc>
+          <w:tcPr>
+            <w:tcW w:type="dxa" w:w="1191"/>
+          </w:tcPr>
+          <w:p>
+            <w:r>
+              <w:rPr>
+                <w:b w:val="0"/>
+                <w:i w:val="0"/>
+                <w:color w:val="64748B"/>
+                <w:sz w:val="16"/>
+              </w:rPr>
+              <w:t>GT-CQ</w:t>
+            </w:r>
+          </w:p>
+        </w:tc>
+        <w:tc>
+          <w:tcPr>
+            <w:tcW w:type="dxa" w:w="4706"/>
+          </w:tcPr>
+          <w:p>
+            <w:r>
+              <w:rPr>
+                <w:b w:val="0"/>
+                <w:i w:val="0"/>
+                <w:sz w:val="17"/>
+              </w:rPr>
+              <w:t>Prière de verifier l'information donnée par Mohamed Abdoulaye Diallo ou corriger au niveau de la section 1.</w:t>
+            </w:r>
+          </w:p>
+        </w:tc>
+      </w:tr>
+      <w:tr>
+        <w:tc>
+          <w:tcPr>
+            <w:tcW w:type="dxa" w:w="964"/>
+          </w:tcPr>
+          <w:p>
+            <w:r>
+              <w:rPr>
+                <w:b/>
+                <w:i w:val="0"/>
+                <w:color w:val="EA580C"/>
+                <w:sz w:val="16"/>
+              </w:rPr>
+              <w:t>Moyenne</w:t>
+            </w:r>
+          </w:p>
+        </w:tc>
+        <w:tc>
+          <w:tcPr>
+            <w:tcW w:type="dxa" w:w="1247"/>
+          </w:tcPr>
+          <w:p>
+            <w:r>
+              <w:rPr>
+                <w:b/>
+                <w:i w:val="0"/>
+                <w:sz w:val="16"/>
+              </w:rPr>
+              <w:t>S01</w:t>
+              <w:br/>
+            </w:r>
+            <w:r>
+              <w:rPr>
+                <w:b w:val="0"/>
+                <w:i w:val="0"/>
+                <w:color w:val="64748B"/>
+                <w:sz w:val="14"/>
+              </w:rPr>
+              <w:t>Démographie</w:t>
+            </w:r>
+          </w:p>
+        </w:tc>
+        <w:tc>
+          <w:tcPr>
+            <w:tcW w:type="dxa" w:w="1531"/>
+          </w:tcPr>
+          <w:p>
+            <w:r>
+              <w:rPr>
+                <w:b/>
+                <w:i w:val="0"/>
+                <w:color w:val="16A34A"/>
+                <w:sz w:val="16"/>
+              </w:rPr>
+              <w:t>s01q41a, s01q00b</w:t>
+            </w:r>
+          </w:p>
+        </w:tc>
+        <w:tc>
+          <w:tcPr>
+            <w:tcW w:type="dxa" w:w="1191"/>
+          </w:tcPr>
+          <w:p>
+            <w:r>
+              <w:rPr>
+                <w:b w:val="0"/>
+                <w:i w:val="0"/>
+                <w:color w:val="64748B"/>
+                <w:sz w:val="16"/>
+              </w:rPr>
+              <w:t>GT-CQ</w:t>
+            </w:r>
+          </w:p>
+        </w:tc>
+        <w:tc>
+          <w:tcPr>
+            <w:tcW w:type="dxa" w:w="4706"/>
+          </w:tcPr>
+          <w:p>
+            <w:r>
+              <w:rPr>
+                <w:b w:val="0"/>
+                <w:i w:val="0"/>
+                <w:sz w:val="17"/>
+              </w:rPr>
+              <w:t>Le montant dépensé ou reçu en cadeau pour les recharges internet ou de forfaits de données mobiles(hors appels vocaux), aucours des 30 derniers jours de Oumou Balde semble élevé ou faible, prière de corriger ou de confirmer l'information avec le QG.</w:t>
+            </w:r>
+          </w:p>
+        </w:tc>
+      </w:tr>
+      <w:tr>
+        <w:tc>
+          <w:tcPr>
+            <w:tcW w:type="dxa" w:w="964"/>
+          </w:tcPr>
+          <w:p>
+            <w:r>
+              <w:rPr>
+                <w:b/>
+                <w:i w:val="0"/>
+                <w:color w:val="EA580C"/>
+                <w:sz w:val="16"/>
+              </w:rPr>
+              <w:t>Moyenne</w:t>
+            </w:r>
+          </w:p>
+        </w:tc>
+        <w:tc>
+          <w:tcPr>
+            <w:tcW w:type="dxa" w:w="1247"/>
+          </w:tcPr>
+          <w:p>
+            <w:r>
+              <w:rPr>
+                <w:b/>
+                <w:i w:val="0"/>
+                <w:sz w:val="16"/>
+              </w:rPr>
+              <w:t>S01</w:t>
+              <w:br/>
+            </w:r>
+            <w:r>
+              <w:rPr>
+                <w:b w:val="0"/>
+                <w:i w:val="0"/>
+                <w:color w:val="64748B"/>
+                <w:sz w:val="14"/>
+              </w:rPr>
+              <w:t>Démographie</w:t>
+            </w:r>
+          </w:p>
+        </w:tc>
+        <w:tc>
+          <w:tcPr>
+            <w:tcW w:type="dxa" w:w="1531"/>
+          </w:tcPr>
+          <w:p>
+            <w:r>
+              <w:rPr>
+                <w:b/>
+                <w:i w:val="0"/>
+                <w:color w:val="16A34A"/>
+                <w:sz w:val="16"/>
+              </w:rPr>
+              <w:t>s01q41a, s01q00b</w:t>
+            </w:r>
+          </w:p>
+        </w:tc>
+        <w:tc>
+          <w:tcPr>
+            <w:tcW w:type="dxa" w:w="1191"/>
+          </w:tcPr>
+          <w:p>
+            <w:r>
+              <w:rPr>
+                <w:b w:val="0"/>
+                <w:i w:val="0"/>
+                <w:color w:val="64748B"/>
+                <w:sz w:val="16"/>
+              </w:rPr>
+              <w:t>GT-CQ</w:t>
+            </w:r>
+          </w:p>
+        </w:tc>
+        <w:tc>
+          <w:tcPr>
+            <w:tcW w:type="dxa" w:w="4706"/>
+          </w:tcPr>
+          <w:p>
+            <w:r>
+              <w:rPr>
+                <w:b w:val="0"/>
+                <w:i w:val="0"/>
+                <w:sz w:val="17"/>
+              </w:rPr>
+              <w:t>Attention ! Le montant (14900 Fcfa) dépensé ou reçu en cadeau pour les recharges internet ou de forfaits de données mobiles(hors appels vocaux), aucours des 30 derniers jours de  Oumou Balde est relativement élevé par rapport aux autres montants depansés observés dans cette zone.</w:t>
+            </w:r>
+          </w:p>
+        </w:tc>
+      </w:tr>
+      <w:tr>
+        <w:tc>
+          <w:tcPr>
+            <w:tcW w:type="dxa" w:w="964"/>
+          </w:tcPr>
+          <w:p>
+            <w:r>
+              <w:rPr>
+                <w:b/>
+                <w:i w:val="0"/>
+                <w:color w:val="EA580C"/>
+                <w:sz w:val="16"/>
+              </w:rPr>
+              <w:t>Moyenne</w:t>
+            </w:r>
+          </w:p>
+        </w:tc>
+        <w:tc>
+          <w:tcPr>
+            <w:tcW w:type="dxa" w:w="1247"/>
+          </w:tcPr>
+          <w:p>
+            <w:r>
+              <w:rPr>
+                <w:b/>
+                <w:i w:val="0"/>
+                <w:sz w:val="16"/>
+              </w:rPr>
+              <w:t>S01</w:t>
+              <w:br/>
+            </w:r>
+            <w:r>
+              <w:rPr>
+                <w:b w:val="0"/>
+                <w:i w:val="0"/>
+                <w:color w:val="64748B"/>
+                <w:sz w:val="14"/>
+              </w:rPr>
+              <w:t>Démographie</w:t>
+            </w:r>
+          </w:p>
+        </w:tc>
+        <w:tc>
+          <w:tcPr>
+            <w:tcW w:type="dxa" w:w="1531"/>
+          </w:tcPr>
+          <w:p>
+            <w:r>
+              <w:rPr>
+                <w:b/>
+                <w:i w:val="0"/>
+                <w:color w:val="16A34A"/>
+                <w:sz w:val="16"/>
+              </w:rPr>
+              <w:t>—</w:t>
+            </w:r>
+          </w:p>
+        </w:tc>
+        <w:tc>
+          <w:tcPr>
+            <w:tcW w:type="dxa" w:w="1191"/>
+          </w:tcPr>
+          <w:p>
+            <w:r>
+              <w:rPr>
+                <w:b w:val="0"/>
+                <w:i w:val="0"/>
+                <w:color w:val="64748B"/>
+                <w:sz w:val="16"/>
+              </w:rPr>
+              <w:t>GT-CQ</w:t>
+            </w:r>
+          </w:p>
+        </w:tc>
+        <w:tc>
+          <w:tcPr>
+            <w:tcW w:type="dxa" w:w="4706"/>
+          </w:tcPr>
+          <w:p>
+            <w:r>
+              <w:rPr>
+                <w:b w:val="0"/>
+                <w:i w:val="0"/>
+                <w:sz w:val="17"/>
+              </w:rPr>
+              <w:t>Prière de corriger ou de confirmer avec le QG.</w:t>
+            </w:r>
+          </w:p>
+        </w:tc>
+      </w:tr>
+      <w:tr>
+        <w:tc>
+          <w:tcPr>
+            <w:tcW w:type="dxa" w:w="964"/>
+          </w:tcPr>
+          <w:p>
+            <w:r>
+              <w:rPr>
+                <w:b/>
+                <w:i w:val="0"/>
+                <w:color w:val="EA580C"/>
+                <w:sz w:val="16"/>
+              </w:rPr>
+              <w:t>Moyenne</w:t>
+            </w:r>
+          </w:p>
+        </w:tc>
+        <w:tc>
+          <w:tcPr>
+            <w:tcW w:type="dxa" w:w="1247"/>
+          </w:tcPr>
+          <w:p>
+            <w:r>
+              <w:rPr>
+                <w:b/>
+                <w:i w:val="0"/>
+                <w:sz w:val="16"/>
+              </w:rPr>
+              <w:t>S01</w:t>
+              <w:br/>
+            </w:r>
+            <w:r>
+              <w:rPr>
+                <w:b w:val="0"/>
+                <w:i w:val="0"/>
+                <w:color w:val="64748B"/>
+                <w:sz w:val="14"/>
+              </w:rPr>
+              <w:t>Démographie</w:t>
+            </w:r>
+          </w:p>
+        </w:tc>
+        <w:tc>
+          <w:tcPr>
+            <w:tcW w:type="dxa" w:w="1531"/>
+          </w:tcPr>
+          <w:p>
+            <w:r>
+              <w:rPr>
+                <w:b/>
+                <w:i w:val="0"/>
+                <w:color w:val="16A34A"/>
+                <w:sz w:val="16"/>
+              </w:rPr>
+              <w:t>s01q23, s01q00b, s01q23_autre</w:t>
+            </w:r>
+          </w:p>
+        </w:tc>
+        <w:tc>
+          <w:tcPr>
+            <w:tcW w:type="dxa" w:w="1191"/>
+          </w:tcPr>
+          <w:p>
+            <w:r>
+              <w:rPr>
+                <w:b w:val="0"/>
+                <w:i w:val="0"/>
+                <w:color w:val="64748B"/>
+                <w:sz w:val="16"/>
+              </w:rPr>
+              <w:t>GT-CQ</w:t>
+            </w:r>
+          </w:p>
+        </w:tc>
+        <w:tc>
+          <w:tcPr>
+            <w:tcW w:type="dxa" w:w="4706"/>
+          </w:tcPr>
+          <w:p>
+            <w:r>
+              <w:rPr>
+                <w:b w:val="0"/>
+                <w:i w:val="0"/>
+                <w:sz w:val="17"/>
+              </w:rPr>
+              <w:t>Personne en union libre mais dont le conjoint ne vit pas dans le ménage, prière de corrigerLa raison principale que Ndieme Diop envisage de migrer est CHERCHER UN TRAVAIL et semble exister dans les modalités, prière de prendre attache avec le QG pour plus d'explication afin de la classer bien.</w:t>
+            </w:r>
+          </w:p>
+        </w:tc>
+      </w:tr>
+      <w:tr>
+        <w:tc>
+          <w:tcPr>
+            <w:tcW w:type="dxa" w:w="964"/>
+          </w:tcPr>
+          <w:p>
+            <w:r>
+              <w:rPr>
+                <w:b/>
+                <w:i w:val="0"/>
+                <w:color w:val="EA580C"/>
+                <w:sz w:val="16"/>
+              </w:rPr>
+              <w:t>Moyenne</w:t>
+            </w:r>
+          </w:p>
+        </w:tc>
+        <w:tc>
+          <w:tcPr>
+            <w:tcW w:type="dxa" w:w="1247"/>
+          </w:tcPr>
+          <w:p>
+            <w:r>
+              <w:rPr>
+                <w:b/>
+                <w:i w:val="0"/>
+                <w:sz w:val="16"/>
+              </w:rPr>
               <w:t>S02</w:t>
               <w:br/>
             </w:r>
@@ -1264,7 +2254,7 @@
                 <w:color w:val="16A34A"/>
                 <w:sz w:val="16"/>
               </w:rPr>
-              <w:t>s01q32, s01q36, s01q38, s04q37_modif, s02q33, s02q34, s01q00b</w:t>
+              <w:t>s01q63, s00q04, s02q25, s01q00b, s02q17_2, s02q15_2</w:t>
             </w:r>
           </w:p>
         </w:tc>
@@ -1295,7 +2285,7 @@
                 <w:i w:val="0"/>
                 <w:sz w:val="17"/>
               </w:rPr>
-              <w:t>Peu probable!!! Vu l'âge (16 ans) de Diariyatou Diallo ou l'année à laquelle Diariyatou Diallo a fréquenté l'école pour la dernière fois (.) le dernier diplome de Diariyatou Diallo ne peut être le Certificat d'études primaires (CEP), prière de corriger cette incohérence ou confirmer avec le QG.</w:t>
+              <w:t>Dans les milieux urbains c'est peu probable de voir une école dont les élèves ou étudiants ne dépensent pas en frais d'uniformes, prière de verifier pour Fatoumata Diallo qui fréquente 2ème année de Primaire et corriger ou confirmer avec le QG.</w:t>
             </w:r>
           </w:p>
         </w:tc>
@@ -1310,10 +2300,10 @@
               <w:rPr>
                 <w:b/>
                 <w:i w:val="0"/>
-                <w:color w:val="DC2626"/>
+                <w:color w:val="EA580C"/>
                 <w:sz w:val="16"/>
               </w:rPr>
-              <w:t>Haute</w:t>
+              <w:t>Moyenne</w:t>
             </w:r>
           </w:p>
         </w:tc>
@@ -1328,7 +2318,7 @@
                 <w:i w:val="0"/>
                 <w:sz w:val="16"/>
               </w:rPr>
-              <w:t>S03</w:t>
+              <w:t>S02</w:t>
               <w:br/>
             </w:r>
             <w:r>
@@ -1338,7 +2328,7 @@
                 <w:color w:val="64748B"/>
                 <w:sz w:val="14"/>
               </w:rPr>
-              <w:t>Santé</w:t>
+              <w:t>Éducation</w:t>
             </w:r>
           </w:p>
         </w:tc>
@@ -1354,7 +2344,7 @@
                 <w:color w:val="16A34A"/>
                 <w:sz w:val="16"/>
               </w:rPr>
-              <w:t>s03q14, s03q15, s03q17, s03q18, s03q19, s03q20, s03q21</w:t>
+              <w:t>s01q63, s00q04, s02q25, s01q00b, s02q17_2, s02q15_2</w:t>
             </w:r>
           </w:p>
         </w:tc>
@@ -1385,7 +2375,7 @@
                 <w:i w:val="0"/>
                 <w:sz w:val="17"/>
               </w:rPr>
-              <w:t>Incoherence!!! hassanatou Diallo a consulté dans un service de santé ou un guérisseur au cours des 3 derniers mois sans hospitalisation (3.13=Oui) mais la depense liée à cette consultation est nulle 0 ou ne sait pas partout dans les questions (s03q14 s03q15 s03q17 s03q18 s03q19 s03q20 s03q21).</w:t>
+              <w:t>Dans les milieux urbains c'est peu probable de voir une école dont les élèves ou étudiants ne dépensent pas en frais d'uniformes, prière de verifier pour Ndieme Diop qui fréquente 2ème année de Supérieur et corriger ou confirmer avec le QG.</w:t>
             </w:r>
           </w:p>
         </w:tc>
@@ -1400,10 +2390,10 @@
               <w:rPr>
                 <w:b/>
                 <w:i w:val="0"/>
-                <w:color w:val="DC2626"/>
+                <w:color w:val="EA580C"/>
                 <w:sz w:val="16"/>
               </w:rPr>
-              <w:t>Haute</w:t>
+              <w:t>Moyenne</w:t>
             </w:r>
           </w:p>
         </w:tc>
@@ -1418,7 +2408,7 @@
                 <w:i w:val="0"/>
                 <w:sz w:val="16"/>
               </w:rPr>
-              <w:t>S07</w:t>
+              <w:t>S02</w:t>
               <w:br/>
             </w:r>
             <w:r>
@@ -1428,7 +2418,7 @@
                 <w:color w:val="64748B"/>
                 <w:sz w:val="14"/>
               </w:rPr>
-              <w:t>Consommation alimentaire</w:t>
+              <w:t>Éducation</w:t>
             </w:r>
           </w:p>
         </w:tc>
@@ -1444,7 +2434,7 @@
                 <w:color w:val="16A34A"/>
                 <w:sz w:val="16"/>
               </w:rPr>
-              <w:t>s00q27, s01q00a, s01q12, s01q13, s02q04, s03q11, s03q12, s01q01</w:t>
+              <w:t>—</w:t>
             </w:r>
           </w:p>
         </w:tc>
@@ -1475,1537 +2465,7 @@
                 <w:i w:val="0"/>
                 <w:sz w:val="17"/>
               </w:rPr>
-              <w:t>Avertissement!!! Le ménage a consommé 209 Pièce de Petit de Sucre en morceaux  ce qui semble incoherent pour une consommation aucours des 7 derniers jours, prière de verifier et corriger.</w:t>
-            </w:r>
-          </w:p>
-        </w:tc>
-      </w:tr>
-      <w:tr>
-        <w:tc>
-          <w:tcPr>
-            <w:tcW w:type="dxa" w:w="964"/>
-          </w:tcPr>
-          <w:p>
-            <w:r>
-              <w:rPr>
-                <w:b/>
-                <w:i w:val="0"/>
-                <w:color w:val="DC2626"/>
-                <w:sz w:val="16"/>
-              </w:rPr>
-              <w:t>Haute</w:t>
-            </w:r>
-          </w:p>
-        </w:tc>
-        <w:tc>
-          <w:tcPr>
-            <w:tcW w:type="dxa" w:w="1247"/>
-          </w:tcPr>
-          <w:p>
-            <w:r>
-              <w:rPr>
-                <w:b/>
-                <w:i w:val="0"/>
-                <w:sz w:val="16"/>
-              </w:rPr>
-              <w:t>S07</w:t>
-              <w:br/>
-            </w:r>
-            <w:r>
-              <w:rPr>
-                <w:b w:val="0"/>
-                <w:i w:val="0"/>
-                <w:color w:val="64748B"/>
-                <w:sz w:val="14"/>
-              </w:rPr>
-              <w:t>Consommation alimentaire</w:t>
-            </w:r>
-          </w:p>
-        </w:tc>
-        <w:tc>
-          <w:tcPr>
-            <w:tcW w:type="dxa" w:w="1531"/>
-          </w:tcPr>
-          <w:p>
-            <w:r>
-              <w:rPr>
-                <w:b/>
-                <w:i w:val="0"/>
-                <w:color w:val="16A34A"/>
-                <w:sz w:val="16"/>
-              </w:rPr>
-              <w:t>s02q15, s02q20, s02q21, s04q21, s00q04, s04q35b, s04q46, s04q68</w:t>
-            </w:r>
-          </w:p>
-        </w:tc>
-        <w:tc>
-          <w:tcPr>
-            <w:tcW w:type="dxa" w:w="1191"/>
-          </w:tcPr>
-          <w:p>
-            <w:r>
-              <w:rPr>
-                <w:b w:val="0"/>
-                <w:i w:val="0"/>
-                <w:color w:val="64748B"/>
-                <w:sz w:val="16"/>
-              </w:rPr>
-              <w:t>GT-CQ</w:t>
-            </w:r>
-          </w:p>
-        </w:tc>
-        <w:tc>
-          <w:tcPr>
-            <w:tcW w:type="dxa" w:w="4706"/>
-          </w:tcPr>
-          <w:p>
-            <w:r>
-              <w:rPr>
-                <w:b w:val="0"/>
-                <w:i w:val="0"/>
-                <w:sz w:val="17"/>
-              </w:rPr>
-              <w:t>Incoherence!!! Le ménage a consommé 3 Cuillère Petit de Farine de blé locale ou importée, cette quantité semble anormale pour une consommation des 7 derniers jours, prière de verifier et corriger.</w:t>
-            </w:r>
-          </w:p>
-        </w:tc>
-      </w:tr>
-      <w:tr>
-        <w:tc>
-          <w:tcPr>
-            <w:tcW w:type="dxa" w:w="964"/>
-          </w:tcPr>
-          <w:p>
-            <w:r>
-              <w:rPr>
-                <w:b/>
-                <w:i w:val="0"/>
-                <w:color w:val="EA580C"/>
-                <w:sz w:val="16"/>
-              </w:rPr>
-              <w:t>Moyenne</w:t>
-            </w:r>
-          </w:p>
-        </w:tc>
-        <w:tc>
-          <w:tcPr>
-            <w:tcW w:type="dxa" w:w="1247"/>
-          </w:tcPr>
-          <w:p>
-            <w:r>
-              <w:rPr>
-                <w:b/>
-                <w:i w:val="0"/>
-                <w:sz w:val="16"/>
-              </w:rPr>
-              <w:t>S00</w:t>
-              <w:br/>
-            </w:r>
-            <w:r>
-              <w:rPr>
-                <w:b w:val="0"/>
-                <w:i w:val="0"/>
-                <w:color w:val="64748B"/>
-                <w:sz w:val="14"/>
-              </w:rPr>
-              <w:t>Identification</w:t>
-            </w:r>
-          </w:p>
-        </w:tc>
-        <w:tc>
-          <w:tcPr>
-            <w:tcW w:type="dxa" w:w="1531"/>
-          </w:tcPr>
-          <w:p>
-            <w:r>
-              <w:rPr>
-                <w:b/>
-                <w:i w:val="0"/>
-                <w:color w:val="16A34A"/>
-                <w:sz w:val="16"/>
-              </w:rPr>
-              <w:t>—</w:t>
-            </w:r>
-          </w:p>
-        </w:tc>
-        <w:tc>
-          <w:tcPr>
-            <w:tcW w:type="dxa" w:w="1191"/>
-          </w:tcPr>
-          <w:p>
-            <w:r>
-              <w:rPr>
-                <w:b w:val="0"/>
-                <w:i w:val="0"/>
-                <w:color w:val="64748B"/>
-                <w:sz w:val="16"/>
-              </w:rPr>
-              <w:t>GT-CQ</w:t>
-            </w:r>
-          </w:p>
-        </w:tc>
-        <w:tc>
-          <w:tcPr>
-            <w:tcW w:type="dxa" w:w="4706"/>
-          </w:tcPr>
-          <w:p>
-            <w:r>
-              <w:rPr>
-                <w:b w:val="0"/>
-                <w:i w:val="0"/>
-                <w:sz w:val="17"/>
-              </w:rPr>
-              <w:t>L'adresse ou la localisation du ménage doit être bien renseignée, ne doit pas contenir des numéros de téléphone et elle semble courte pour être une adresse.</w:t>
-            </w:r>
-          </w:p>
-        </w:tc>
-      </w:tr>
-      <w:tr>
-        <w:tc>
-          <w:tcPr>
-            <w:tcW w:type="dxa" w:w="964"/>
-          </w:tcPr>
-          <w:p>
-            <w:r>
-              <w:rPr>
-                <w:b/>
-                <w:i w:val="0"/>
-                <w:color w:val="EA580C"/>
-                <w:sz w:val="16"/>
-              </w:rPr>
-              <w:t>Moyenne</w:t>
-            </w:r>
-          </w:p>
-        </w:tc>
-        <w:tc>
-          <w:tcPr>
-            <w:tcW w:type="dxa" w:w="1247"/>
-          </w:tcPr>
-          <w:p>
-            <w:r>
-              <w:rPr>
-                <w:b/>
-                <w:i w:val="0"/>
-                <w:sz w:val="16"/>
-              </w:rPr>
-              <w:t>S00</w:t>
-              <w:br/>
-            </w:r>
-            <w:r>
-              <w:rPr>
-                <w:b w:val="0"/>
-                <w:i w:val="0"/>
-                <w:color w:val="64748B"/>
-                <w:sz w:val="14"/>
-              </w:rPr>
-              <w:t>Identification</w:t>
-            </w:r>
-          </w:p>
-        </w:tc>
-        <w:tc>
-          <w:tcPr>
-            <w:tcW w:type="dxa" w:w="1531"/>
-          </w:tcPr>
-          <w:p>
-            <w:r>
-              <w:rPr>
-                <w:b/>
-                <w:i w:val="0"/>
-                <w:color w:val="16A34A"/>
-                <w:sz w:val="16"/>
-              </w:rPr>
-              <w:t>—</w:t>
-            </w:r>
-          </w:p>
-        </w:tc>
-        <w:tc>
-          <w:tcPr>
-            <w:tcW w:type="dxa" w:w="1191"/>
-          </w:tcPr>
-          <w:p>
-            <w:r>
-              <w:rPr>
-                <w:b w:val="0"/>
-                <w:i w:val="0"/>
-                <w:color w:val="64748B"/>
-                <w:sz w:val="16"/>
-              </w:rPr>
-              <w:t>GT-CQ</w:t>
-            </w:r>
-          </w:p>
-        </w:tc>
-        <w:tc>
-          <w:tcPr>
-            <w:tcW w:type="dxa" w:w="4706"/>
-          </w:tcPr>
-          <w:p>
-            <w:r>
-              <w:rPr>
-                <w:b w:val="0"/>
-                <w:i w:val="0"/>
-                <w:sz w:val="17"/>
-              </w:rPr>
-              <w:t>Prière de renseigner la bonne adresse.</w:t>
-            </w:r>
-          </w:p>
-        </w:tc>
-      </w:tr>
-      <w:tr>
-        <w:tc>
-          <w:tcPr>
-            <w:tcW w:type="dxa" w:w="964"/>
-          </w:tcPr>
-          <w:p>
-            <w:r>
-              <w:rPr>
-                <w:b/>
-                <w:i w:val="0"/>
-                <w:color w:val="EA580C"/>
-                <w:sz w:val="16"/>
-              </w:rPr>
-              <w:t>Moyenne</w:t>
-            </w:r>
-          </w:p>
-        </w:tc>
-        <w:tc>
-          <w:tcPr>
-            <w:tcW w:type="dxa" w:w="1247"/>
-          </w:tcPr>
-          <w:p>
-            <w:r>
-              <w:rPr>
-                <w:b/>
-                <w:i w:val="0"/>
-                <w:sz w:val="16"/>
-              </w:rPr>
-              <w:t>S01</w:t>
-              <w:br/>
-            </w:r>
-            <w:r>
-              <w:rPr>
-                <w:b w:val="0"/>
-                <w:i w:val="0"/>
-                <w:color w:val="64748B"/>
-                <w:sz w:val="14"/>
-              </w:rPr>
-              <w:t>Démographie</w:t>
-            </w:r>
-          </w:p>
-        </w:tc>
-        <w:tc>
-          <w:tcPr>
-            <w:tcW w:type="dxa" w:w="1531"/>
-          </w:tcPr>
-          <w:p>
-            <w:r>
-              <w:rPr>
-                <w:b/>
-                <w:i w:val="0"/>
-                <w:color w:val="16A34A"/>
-                <w:sz w:val="16"/>
-              </w:rPr>
-              <w:t>—</w:t>
-            </w:r>
-          </w:p>
-        </w:tc>
-        <w:tc>
-          <w:tcPr>
-            <w:tcW w:type="dxa" w:w="1191"/>
-          </w:tcPr>
-          <w:p>
-            <w:r>
-              <w:rPr>
-                <w:b w:val="0"/>
-                <w:i w:val="0"/>
-                <w:color w:val="64748B"/>
-                <w:sz w:val="16"/>
-              </w:rPr>
-              <w:t>GT-CQ</w:t>
-            </w:r>
-          </w:p>
-        </w:tc>
-        <w:tc>
-          <w:tcPr>
-            <w:tcW w:type="dxa" w:w="4706"/>
-          </w:tcPr>
-          <w:p>
-            <w:r>
-              <w:rPr>
-                <w:b w:val="0"/>
-                <w:i w:val="0"/>
-                <w:sz w:val="17"/>
-              </w:rPr>
-              <w:t>Prière de verifier l'information donnée par Aguibou Diallo ou corriger au niveau de la section 1.</w:t>
-            </w:r>
-          </w:p>
-        </w:tc>
-      </w:tr>
-      <w:tr>
-        <w:tc>
-          <w:tcPr>
-            <w:tcW w:type="dxa" w:w="964"/>
-          </w:tcPr>
-          <w:p>
-            <w:r>
-              <w:rPr>
-                <w:b/>
-                <w:i w:val="0"/>
-                <w:color w:val="EA580C"/>
-                <w:sz w:val="16"/>
-              </w:rPr>
-              <w:t>Moyenne</w:t>
-            </w:r>
-          </w:p>
-        </w:tc>
-        <w:tc>
-          <w:tcPr>
-            <w:tcW w:type="dxa" w:w="1247"/>
-          </w:tcPr>
-          <w:p>
-            <w:r>
-              <w:rPr>
-                <w:b/>
-                <w:i w:val="0"/>
-                <w:sz w:val="16"/>
-              </w:rPr>
-              <w:t>S01</w:t>
-              <w:br/>
-            </w:r>
-            <w:r>
-              <w:rPr>
-                <w:b w:val="0"/>
-                <w:i w:val="0"/>
-                <w:color w:val="64748B"/>
-                <w:sz w:val="14"/>
-              </w:rPr>
-              <w:t>Démographie</w:t>
-            </w:r>
-          </w:p>
-        </w:tc>
-        <w:tc>
-          <w:tcPr>
-            <w:tcW w:type="dxa" w:w="1531"/>
-          </w:tcPr>
-          <w:p>
-            <w:r>
-              <w:rPr>
-                <w:b/>
-                <w:i w:val="0"/>
-                <w:color w:val="16A34A"/>
-                <w:sz w:val="16"/>
-              </w:rPr>
-              <w:t>—</w:t>
-            </w:r>
-          </w:p>
-        </w:tc>
-        <w:tc>
-          <w:tcPr>
-            <w:tcW w:type="dxa" w:w="1191"/>
-          </w:tcPr>
-          <w:p>
-            <w:r>
-              <w:rPr>
-                <w:b w:val="0"/>
-                <w:i w:val="0"/>
-                <w:color w:val="64748B"/>
-                <w:sz w:val="16"/>
-              </w:rPr>
-              <w:t>GT-CQ</w:t>
-            </w:r>
-          </w:p>
-        </w:tc>
-        <w:tc>
-          <w:tcPr>
-            <w:tcW w:type="dxa" w:w="4706"/>
-          </w:tcPr>
-          <w:p>
-            <w:r>
-              <w:rPr>
-                <w:b w:val="0"/>
-                <w:i w:val="0"/>
-                <w:sz w:val="17"/>
-              </w:rPr>
-              <w:t>Prière de verifier l'information donnée par Mohamed Abdoulaye Diallo ou corriger au niveau de la section 1.</w:t>
-            </w:r>
-          </w:p>
-        </w:tc>
-      </w:tr>
-      <w:tr>
-        <w:tc>
-          <w:tcPr>
-            <w:tcW w:type="dxa" w:w="964"/>
-          </w:tcPr>
-          <w:p>
-            <w:r>
-              <w:rPr>
-                <w:b/>
-                <w:i w:val="0"/>
-                <w:color w:val="EA580C"/>
-                <w:sz w:val="16"/>
-              </w:rPr>
-              <w:t>Moyenne</w:t>
-            </w:r>
-          </w:p>
-        </w:tc>
-        <w:tc>
-          <w:tcPr>
-            <w:tcW w:type="dxa" w:w="1247"/>
-          </w:tcPr>
-          <w:p>
-            <w:r>
-              <w:rPr>
-                <w:b/>
-                <w:i w:val="0"/>
-                <w:sz w:val="16"/>
-              </w:rPr>
-              <w:t>S01</w:t>
-              <w:br/>
-            </w:r>
-            <w:r>
-              <w:rPr>
-                <w:b w:val="0"/>
-                <w:i w:val="0"/>
-                <w:color w:val="64748B"/>
-                <w:sz w:val="14"/>
-              </w:rPr>
-              <w:t>Démographie</w:t>
-            </w:r>
-          </w:p>
-        </w:tc>
-        <w:tc>
-          <w:tcPr>
-            <w:tcW w:type="dxa" w:w="1531"/>
-          </w:tcPr>
-          <w:p>
-            <w:r>
-              <w:rPr>
-                <w:b/>
-                <w:i w:val="0"/>
-                <w:color w:val="16A34A"/>
-                <w:sz w:val="16"/>
-              </w:rPr>
-              <w:t>s01q41a, s01q00b</w:t>
-            </w:r>
-          </w:p>
-        </w:tc>
-        <w:tc>
-          <w:tcPr>
-            <w:tcW w:type="dxa" w:w="1191"/>
-          </w:tcPr>
-          <w:p>
-            <w:r>
-              <w:rPr>
-                <w:b w:val="0"/>
-                <w:i w:val="0"/>
-                <w:color w:val="64748B"/>
-                <w:sz w:val="16"/>
-              </w:rPr>
-              <w:t>GT-CQ</w:t>
-            </w:r>
-          </w:p>
-        </w:tc>
-        <w:tc>
-          <w:tcPr>
-            <w:tcW w:type="dxa" w:w="4706"/>
-          </w:tcPr>
-          <w:p>
-            <w:r>
-              <w:rPr>
-                <w:b w:val="0"/>
-                <w:i w:val="0"/>
-                <w:sz w:val="17"/>
-              </w:rPr>
-              <w:t>Le montant dépensé ou reçu en cadeau pour les recharges internet ou de forfaits de données mobiles(hors appels vocaux), aucours des 30 derniers jours de Oumou Balde semble élevé ou faible, prière de corriger ou de confirmer l'information avec le QG.</w:t>
-            </w:r>
-          </w:p>
-        </w:tc>
-      </w:tr>
-      <w:tr>
-        <w:tc>
-          <w:tcPr>
-            <w:tcW w:type="dxa" w:w="964"/>
-          </w:tcPr>
-          <w:p>
-            <w:r>
-              <w:rPr>
-                <w:b/>
-                <w:i w:val="0"/>
-                <w:color w:val="EA580C"/>
-                <w:sz w:val="16"/>
-              </w:rPr>
-              <w:t>Moyenne</w:t>
-            </w:r>
-          </w:p>
-        </w:tc>
-        <w:tc>
-          <w:tcPr>
-            <w:tcW w:type="dxa" w:w="1247"/>
-          </w:tcPr>
-          <w:p>
-            <w:r>
-              <w:rPr>
-                <w:b/>
-                <w:i w:val="0"/>
-                <w:sz w:val="16"/>
-              </w:rPr>
-              <w:t>S01</w:t>
-              <w:br/>
-            </w:r>
-            <w:r>
-              <w:rPr>
-                <w:b w:val="0"/>
-                <w:i w:val="0"/>
-                <w:color w:val="64748B"/>
-                <w:sz w:val="14"/>
-              </w:rPr>
-              <w:t>Démographie</w:t>
-            </w:r>
-          </w:p>
-        </w:tc>
-        <w:tc>
-          <w:tcPr>
-            <w:tcW w:type="dxa" w:w="1531"/>
-          </w:tcPr>
-          <w:p>
-            <w:r>
-              <w:rPr>
-                <w:b/>
-                <w:i w:val="0"/>
-                <w:color w:val="16A34A"/>
-                <w:sz w:val="16"/>
-              </w:rPr>
-              <w:t>s01q41a, s01q00b</w:t>
-            </w:r>
-          </w:p>
-        </w:tc>
-        <w:tc>
-          <w:tcPr>
-            <w:tcW w:type="dxa" w:w="1191"/>
-          </w:tcPr>
-          <w:p>
-            <w:r>
-              <w:rPr>
-                <w:b w:val="0"/>
-                <w:i w:val="0"/>
-                <w:color w:val="64748B"/>
-                <w:sz w:val="16"/>
-              </w:rPr>
-              <w:t>GT-CQ</w:t>
-            </w:r>
-          </w:p>
-        </w:tc>
-        <w:tc>
-          <w:tcPr>
-            <w:tcW w:type="dxa" w:w="4706"/>
-          </w:tcPr>
-          <w:p>
-            <w:r>
-              <w:rPr>
-                <w:b w:val="0"/>
-                <w:i w:val="0"/>
-                <w:sz w:val="17"/>
-              </w:rPr>
-              <w:t>Attention ! Le montant (14900 Fcfa) dépensé ou reçu en cadeau pour les recharges internet ou de forfaits de données mobiles(hors appels vocaux), aucours des 30 derniers jours de  Oumou Balde est relativement élevé par rapport aux autres montants depansés observés dans cette zone.</w:t>
-            </w:r>
-          </w:p>
-        </w:tc>
-      </w:tr>
-      <w:tr>
-        <w:tc>
-          <w:tcPr>
-            <w:tcW w:type="dxa" w:w="964"/>
-          </w:tcPr>
-          <w:p>
-            <w:r>
-              <w:rPr>
-                <w:b/>
-                <w:i w:val="0"/>
-                <w:color w:val="EA580C"/>
-                <w:sz w:val="16"/>
-              </w:rPr>
-              <w:t>Moyenne</w:t>
-            </w:r>
-          </w:p>
-        </w:tc>
-        <w:tc>
-          <w:tcPr>
-            <w:tcW w:type="dxa" w:w="1247"/>
-          </w:tcPr>
-          <w:p>
-            <w:r>
-              <w:rPr>
-                <w:b/>
-                <w:i w:val="0"/>
-                <w:sz w:val="16"/>
-              </w:rPr>
-              <w:t>S01</w:t>
-              <w:br/>
-            </w:r>
-            <w:r>
-              <w:rPr>
-                <w:b w:val="0"/>
-                <w:i w:val="0"/>
-                <w:color w:val="64748B"/>
-                <w:sz w:val="14"/>
-              </w:rPr>
-              <w:t>Démographie</w:t>
-            </w:r>
-          </w:p>
-        </w:tc>
-        <w:tc>
-          <w:tcPr>
-            <w:tcW w:type="dxa" w:w="1531"/>
-          </w:tcPr>
-          <w:p>
-            <w:r>
-              <w:rPr>
-                <w:b/>
-                <w:i w:val="0"/>
-                <w:color w:val="16A34A"/>
-                <w:sz w:val="16"/>
-              </w:rPr>
-              <w:t>—</w:t>
-            </w:r>
-          </w:p>
-        </w:tc>
-        <w:tc>
-          <w:tcPr>
-            <w:tcW w:type="dxa" w:w="1191"/>
-          </w:tcPr>
-          <w:p>
-            <w:r>
-              <w:rPr>
-                <w:b w:val="0"/>
-                <w:i w:val="0"/>
-                <w:color w:val="64748B"/>
-                <w:sz w:val="16"/>
-              </w:rPr>
-              <w:t>GT-CQ</w:t>
-            </w:r>
-          </w:p>
-        </w:tc>
-        <w:tc>
-          <w:tcPr>
-            <w:tcW w:type="dxa" w:w="4706"/>
-          </w:tcPr>
-          <w:p>
-            <w:r>
-              <w:rPr>
-                <w:b w:val="0"/>
-                <w:i w:val="0"/>
-                <w:sz w:val="17"/>
-              </w:rPr>
-              <w:t>Prière de corriger ou de confirmer avec le QG.</w:t>
-            </w:r>
-          </w:p>
-        </w:tc>
-      </w:tr>
-      <w:tr>
-        <w:tc>
-          <w:tcPr>
-            <w:tcW w:type="dxa" w:w="964"/>
-          </w:tcPr>
-          <w:p>
-            <w:r>
-              <w:rPr>
-                <w:b/>
-                <w:i w:val="0"/>
-                <w:color w:val="EA580C"/>
-                <w:sz w:val="16"/>
-              </w:rPr>
-              <w:t>Moyenne</w:t>
-            </w:r>
-          </w:p>
-        </w:tc>
-        <w:tc>
-          <w:tcPr>
-            <w:tcW w:type="dxa" w:w="1247"/>
-          </w:tcPr>
-          <w:p>
-            <w:r>
-              <w:rPr>
-                <w:b/>
-                <w:i w:val="0"/>
-                <w:sz w:val="16"/>
-              </w:rPr>
-              <w:t>S01</w:t>
-              <w:br/>
-            </w:r>
-            <w:r>
-              <w:rPr>
-                <w:b w:val="0"/>
-                <w:i w:val="0"/>
-                <w:color w:val="64748B"/>
-                <w:sz w:val="14"/>
-              </w:rPr>
-              <w:t>Démographie</w:t>
-            </w:r>
-          </w:p>
-        </w:tc>
-        <w:tc>
-          <w:tcPr>
-            <w:tcW w:type="dxa" w:w="1531"/>
-          </w:tcPr>
-          <w:p>
-            <w:r>
-              <w:rPr>
-                <w:b/>
-                <w:i w:val="0"/>
-                <w:color w:val="16A34A"/>
-                <w:sz w:val="16"/>
-              </w:rPr>
-              <w:t>s01q23, s01q00b, s01q23_autre</w:t>
-            </w:r>
-          </w:p>
-        </w:tc>
-        <w:tc>
-          <w:tcPr>
-            <w:tcW w:type="dxa" w:w="1191"/>
-          </w:tcPr>
-          <w:p>
-            <w:r>
-              <w:rPr>
-                <w:b w:val="0"/>
-                <w:i w:val="0"/>
-                <w:color w:val="64748B"/>
-                <w:sz w:val="16"/>
-              </w:rPr>
-              <w:t>GT-CQ</w:t>
-            </w:r>
-          </w:p>
-        </w:tc>
-        <w:tc>
-          <w:tcPr>
-            <w:tcW w:type="dxa" w:w="4706"/>
-          </w:tcPr>
-          <w:p>
-            <w:r>
-              <w:rPr>
-                <w:b w:val="0"/>
-                <w:i w:val="0"/>
-                <w:sz w:val="17"/>
-              </w:rPr>
-              <w:t>Personne en union libre mais dont le conjoint ne vit pas dans le ménage, prière de corrigerLa raison principale que Ndieme Diop envisage de migrer est CHERCHER UN TRAVAIL et semble exister dans les modalités, prière de prendre attache avec le QG pour plus d'explication afin de la classer bien.</w:t>
-            </w:r>
-          </w:p>
-        </w:tc>
-      </w:tr>
-      <w:tr>
-        <w:tc>
-          <w:tcPr>
-            <w:tcW w:type="dxa" w:w="964"/>
-          </w:tcPr>
-          <w:p>
-            <w:r>
-              <w:rPr>
-                <w:b/>
-                <w:i w:val="0"/>
-                <w:color w:val="EA580C"/>
-                <w:sz w:val="16"/>
-              </w:rPr>
-              <w:t>Moyenne</w:t>
-            </w:r>
-          </w:p>
-        </w:tc>
-        <w:tc>
-          <w:tcPr>
-            <w:tcW w:type="dxa" w:w="1247"/>
-          </w:tcPr>
-          <w:p>
-            <w:r>
-              <w:rPr>
-                <w:b/>
-                <w:i w:val="0"/>
-                <w:sz w:val="16"/>
-              </w:rPr>
-              <w:t>S02</w:t>
-              <w:br/>
-            </w:r>
-            <w:r>
-              <w:rPr>
-                <w:b w:val="0"/>
-                <w:i w:val="0"/>
-                <w:color w:val="64748B"/>
-                <w:sz w:val="14"/>
-              </w:rPr>
-              <w:t>Éducation</w:t>
-            </w:r>
-          </w:p>
-        </w:tc>
-        <w:tc>
-          <w:tcPr>
-            <w:tcW w:type="dxa" w:w="1531"/>
-          </w:tcPr>
-          <w:p>
-            <w:r>
-              <w:rPr>
-                <w:b/>
-                <w:i w:val="0"/>
-                <w:color w:val="16A34A"/>
-                <w:sz w:val="16"/>
-              </w:rPr>
-              <w:t>—</w:t>
-            </w:r>
-          </w:p>
-        </w:tc>
-        <w:tc>
-          <w:tcPr>
-            <w:tcW w:type="dxa" w:w="1191"/>
-          </w:tcPr>
-          <w:p>
-            <w:r>
-              <w:rPr>
-                <w:b w:val="0"/>
-                <w:i w:val="0"/>
-                <w:color w:val="64748B"/>
-                <w:sz w:val="16"/>
-              </w:rPr>
-              <w:t>GT-CQ</w:t>
-            </w:r>
-          </w:p>
-        </w:tc>
-        <w:tc>
-          <w:tcPr>
-            <w:tcW w:type="dxa" w:w="4706"/>
-          </w:tcPr>
-          <w:p>
-            <w:r>
-              <w:rPr>
-                <w:b w:val="0"/>
-                <w:i w:val="0"/>
-                <w:sz w:val="17"/>
-              </w:rPr>
-              <w:t>veuillez, s'il vous plait, confirmer les frais de scolarité ( 1500 FCFA) payée de Fatoumata Diallo avec le QG ou apporter les corrections nécessaires.</w:t>
-            </w:r>
-          </w:p>
-        </w:tc>
-      </w:tr>
-      <w:tr>
-        <w:tc>
-          <w:tcPr>
-            <w:tcW w:type="dxa" w:w="964"/>
-          </w:tcPr>
-          <w:p>
-            <w:r>
-              <w:rPr>
-                <w:b/>
-                <w:i w:val="0"/>
-                <w:color w:val="EA580C"/>
-                <w:sz w:val="16"/>
-              </w:rPr>
-              <w:t>Moyenne</w:t>
-            </w:r>
-          </w:p>
-        </w:tc>
-        <w:tc>
-          <w:tcPr>
-            <w:tcW w:type="dxa" w:w="1247"/>
-          </w:tcPr>
-          <w:p>
-            <w:r>
-              <w:rPr>
-                <w:b/>
-                <w:i w:val="0"/>
-                <w:sz w:val="16"/>
-              </w:rPr>
-              <w:t>S02</w:t>
-              <w:br/>
-            </w:r>
-            <w:r>
-              <w:rPr>
-                <w:b w:val="0"/>
-                <w:i w:val="0"/>
-                <w:color w:val="64748B"/>
-                <w:sz w:val="14"/>
-              </w:rPr>
-              <w:t>Éducation</w:t>
-            </w:r>
-          </w:p>
-        </w:tc>
-        <w:tc>
-          <w:tcPr>
-            <w:tcW w:type="dxa" w:w="1531"/>
-          </w:tcPr>
-          <w:p>
-            <w:r>
-              <w:rPr>
-                <w:b/>
-                <w:i w:val="0"/>
-                <w:color w:val="16A34A"/>
-                <w:sz w:val="16"/>
-              </w:rPr>
-              <w:t>s01q63, s00q04, s02q25, s01q00b, s02q17_2, s02q15_2</w:t>
-            </w:r>
-          </w:p>
-        </w:tc>
-        <w:tc>
-          <w:tcPr>
-            <w:tcW w:type="dxa" w:w="1191"/>
-          </w:tcPr>
-          <w:p>
-            <w:r>
-              <w:rPr>
-                <w:b w:val="0"/>
-                <w:i w:val="0"/>
-                <w:color w:val="64748B"/>
-                <w:sz w:val="16"/>
-              </w:rPr>
-              <w:t>GT-CQ</w:t>
-            </w:r>
-          </w:p>
-        </w:tc>
-        <w:tc>
-          <w:tcPr>
-            <w:tcW w:type="dxa" w:w="4706"/>
-          </w:tcPr>
-          <w:p>
-            <w:r>
-              <w:rPr>
-                <w:b w:val="0"/>
-                <w:i w:val="0"/>
-                <w:sz w:val="17"/>
-              </w:rPr>
-              <w:t>Dans les milieux urbains c'est peu probable de voir une école dont les élèves ou étudiants ne dépensent pas en frais d'uniformes, prière de verifier pour Fatoumata Diallo qui fréquente 2ème année de Primaire et corriger ou confirmer avec le QG.</w:t>
-            </w:r>
-          </w:p>
-        </w:tc>
-      </w:tr>
-      <w:tr>
-        <w:tc>
-          <w:tcPr>
-            <w:tcW w:type="dxa" w:w="964"/>
-          </w:tcPr>
-          <w:p>
-            <w:r>
-              <w:rPr>
-                <w:b/>
-                <w:i w:val="0"/>
-                <w:color w:val="EA580C"/>
-                <w:sz w:val="16"/>
-              </w:rPr>
-              <w:t>Moyenne</w:t>
-            </w:r>
-          </w:p>
-        </w:tc>
-        <w:tc>
-          <w:tcPr>
-            <w:tcW w:type="dxa" w:w="1247"/>
-          </w:tcPr>
-          <w:p>
-            <w:r>
-              <w:rPr>
-                <w:b/>
-                <w:i w:val="0"/>
-                <w:sz w:val="16"/>
-              </w:rPr>
-              <w:t>S02</w:t>
-              <w:br/>
-            </w:r>
-            <w:r>
-              <w:rPr>
-                <w:b w:val="0"/>
-                <w:i w:val="0"/>
-                <w:color w:val="64748B"/>
-                <w:sz w:val="14"/>
-              </w:rPr>
-              <w:t>Éducation</w:t>
-            </w:r>
-          </w:p>
-        </w:tc>
-        <w:tc>
-          <w:tcPr>
-            <w:tcW w:type="dxa" w:w="1531"/>
-          </w:tcPr>
-          <w:p>
-            <w:r>
-              <w:rPr>
-                <w:b/>
-                <w:i w:val="0"/>
-                <w:color w:val="16A34A"/>
-                <w:sz w:val="16"/>
-              </w:rPr>
-              <w:t>—</w:t>
-            </w:r>
-          </w:p>
-        </w:tc>
-        <w:tc>
-          <w:tcPr>
-            <w:tcW w:type="dxa" w:w="1191"/>
-          </w:tcPr>
-          <w:p>
-            <w:r>
-              <w:rPr>
-                <w:b w:val="0"/>
-                <w:i w:val="0"/>
-                <w:color w:val="64748B"/>
-                <w:sz w:val="16"/>
-              </w:rPr>
-              <w:t>GT-CQ</w:t>
-            </w:r>
-          </w:p>
-        </w:tc>
-        <w:tc>
-          <w:tcPr>
-            <w:tcW w:type="dxa" w:w="4706"/>
-          </w:tcPr>
-          <w:p>
-            <w:r>
-              <w:rPr>
-                <w:b w:val="0"/>
-                <w:i w:val="0"/>
-                <w:sz w:val="17"/>
-              </w:rPr>
-              <w:t>veuillez, s'il vous plait, confirmer les frais de scolarité ( 25000 FCFA) payée de Ndieme Diop avec le QG ou apporter les corrections nécessaires.</w:t>
-            </w:r>
-          </w:p>
-        </w:tc>
-      </w:tr>
-      <w:tr>
-        <w:tc>
-          <w:tcPr>
-            <w:tcW w:type="dxa" w:w="964"/>
-          </w:tcPr>
-          <w:p>
-            <w:r>
-              <w:rPr>
-                <w:b/>
-                <w:i w:val="0"/>
-                <w:color w:val="EA580C"/>
-                <w:sz w:val="16"/>
-              </w:rPr>
-              <w:t>Moyenne</w:t>
-            </w:r>
-          </w:p>
-        </w:tc>
-        <w:tc>
-          <w:tcPr>
-            <w:tcW w:type="dxa" w:w="1247"/>
-          </w:tcPr>
-          <w:p>
-            <w:r>
-              <w:rPr>
-                <w:b/>
-                <w:i w:val="0"/>
-                <w:sz w:val="16"/>
-              </w:rPr>
-              <w:t>S02</w:t>
-              <w:br/>
-            </w:r>
-            <w:r>
-              <w:rPr>
-                <w:b w:val="0"/>
-                <w:i w:val="0"/>
-                <w:color w:val="64748B"/>
-                <w:sz w:val="14"/>
-              </w:rPr>
-              <w:t>Éducation</w:t>
-            </w:r>
-          </w:p>
-        </w:tc>
-        <w:tc>
-          <w:tcPr>
-            <w:tcW w:type="dxa" w:w="1531"/>
-          </w:tcPr>
-          <w:p>
-            <w:r>
-              <w:rPr>
-                <w:b/>
-                <w:i w:val="0"/>
-                <w:color w:val="16A34A"/>
-                <w:sz w:val="16"/>
-              </w:rPr>
-              <w:t>s01q63, s00q04, s02q25, s01q00b, s02q17_2, s02q15_2</w:t>
-            </w:r>
-          </w:p>
-        </w:tc>
-        <w:tc>
-          <w:tcPr>
-            <w:tcW w:type="dxa" w:w="1191"/>
-          </w:tcPr>
-          <w:p>
-            <w:r>
-              <w:rPr>
-                <w:b w:val="0"/>
-                <w:i w:val="0"/>
-                <w:color w:val="64748B"/>
-                <w:sz w:val="16"/>
-              </w:rPr>
-              <w:t>GT-CQ</w:t>
-            </w:r>
-          </w:p>
-        </w:tc>
-        <w:tc>
-          <w:tcPr>
-            <w:tcW w:type="dxa" w:w="4706"/>
-          </w:tcPr>
-          <w:p>
-            <w:r>
-              <w:rPr>
-                <w:b w:val="0"/>
-                <w:i w:val="0"/>
-                <w:sz w:val="17"/>
-              </w:rPr>
-              <w:t>Dans les milieux urbains c'est peu probable de voir une école dont les élèves ou étudiants ne dépensent pas en frais d'uniformes, prière de verifier pour Ndieme Diop qui fréquente 2ème année de Supérieur et corriger ou confirmer avec le QG.</w:t>
-            </w:r>
-          </w:p>
-        </w:tc>
-      </w:tr>
-      <w:tr>
-        <w:tc>
-          <w:tcPr>
-            <w:tcW w:type="dxa" w:w="964"/>
-          </w:tcPr>
-          <w:p>
-            <w:r>
-              <w:rPr>
-                <w:b/>
-                <w:i w:val="0"/>
-                <w:color w:val="EA580C"/>
-                <w:sz w:val="16"/>
-              </w:rPr>
-              <w:t>Moyenne</w:t>
-            </w:r>
-          </w:p>
-        </w:tc>
-        <w:tc>
-          <w:tcPr>
-            <w:tcW w:type="dxa" w:w="1247"/>
-          </w:tcPr>
-          <w:p>
-            <w:r>
-              <w:rPr>
-                <w:b/>
-                <w:i w:val="0"/>
-                <w:sz w:val="16"/>
-              </w:rPr>
-              <w:t>S02</w:t>
-              <w:br/>
-            </w:r>
-            <w:r>
-              <w:rPr>
-                <w:b w:val="0"/>
-                <w:i w:val="0"/>
-                <w:color w:val="64748B"/>
-                <w:sz w:val="14"/>
-              </w:rPr>
-              <w:t>Éducation</w:t>
-            </w:r>
-          </w:p>
-        </w:tc>
-        <w:tc>
-          <w:tcPr>
-            <w:tcW w:type="dxa" w:w="1531"/>
-          </w:tcPr>
-          <w:p>
-            <w:r>
-              <w:rPr>
-                <w:b/>
-                <w:i w:val="0"/>
-                <w:color w:val="16A34A"/>
-                <w:sz w:val="16"/>
-              </w:rPr>
-              <w:t>—</w:t>
-            </w:r>
-          </w:p>
-        </w:tc>
-        <w:tc>
-          <w:tcPr>
-            <w:tcW w:type="dxa" w:w="1191"/>
-          </w:tcPr>
-          <w:p>
-            <w:r>
-              <w:rPr>
-                <w:b w:val="0"/>
-                <w:i w:val="0"/>
-                <w:color w:val="64748B"/>
-                <w:sz w:val="16"/>
-              </w:rPr>
-              <w:t>GT-CQ</w:t>
-            </w:r>
-          </w:p>
-        </w:tc>
-        <w:tc>
-          <w:tcPr>
-            <w:tcW w:type="dxa" w:w="4706"/>
-          </w:tcPr>
-          <w:p>
-            <w:r>
-              <w:rPr>
-                <w:b w:val="0"/>
-                <w:i w:val="0"/>
-                <w:sz w:val="17"/>
-              </w:rPr>
               <w:t>Prière de corriger ou confirmer cette information avec le QG.</w:t>
-            </w:r>
-          </w:p>
-        </w:tc>
-      </w:tr>
-      <w:tr>
-        <w:tc>
-          <w:tcPr>
-            <w:tcW w:type="dxa" w:w="964"/>
-          </w:tcPr>
-          <w:p>
-            <w:r>
-              <w:rPr>
-                <w:b/>
-                <w:i w:val="0"/>
-                <w:color w:val="EA580C"/>
-                <w:sz w:val="16"/>
-              </w:rPr>
-              <w:t>Moyenne</w:t>
-            </w:r>
-          </w:p>
-        </w:tc>
-        <w:tc>
-          <w:tcPr>
-            <w:tcW w:type="dxa" w:w="1247"/>
-          </w:tcPr>
-          <w:p>
-            <w:r>
-              <w:rPr>
-                <w:b/>
-                <w:i w:val="0"/>
-                <w:sz w:val="16"/>
-              </w:rPr>
-              <w:t>S02</w:t>
-              <w:br/>
-            </w:r>
-            <w:r>
-              <w:rPr>
-                <w:b w:val="0"/>
-                <w:i w:val="0"/>
-                <w:color w:val="64748B"/>
-                <w:sz w:val="14"/>
-              </w:rPr>
-              <w:t>Éducation</w:t>
-            </w:r>
-          </w:p>
-        </w:tc>
-        <w:tc>
-          <w:tcPr>
-            <w:tcW w:type="dxa" w:w="1531"/>
-          </w:tcPr>
-          <w:p>
-            <w:r>
-              <w:rPr>
-                <w:b/>
-                <w:i w:val="0"/>
-                <w:color w:val="16A34A"/>
-                <w:sz w:val="16"/>
-              </w:rPr>
-              <w:t>—</w:t>
-            </w:r>
-          </w:p>
-        </w:tc>
-        <w:tc>
-          <w:tcPr>
-            <w:tcW w:type="dxa" w:w="1191"/>
-          </w:tcPr>
-          <w:p>
-            <w:r>
-              <w:rPr>
-                <w:b w:val="0"/>
-                <w:i w:val="0"/>
-                <w:color w:val="64748B"/>
-                <w:sz w:val="16"/>
-              </w:rPr>
-              <w:t>GT-CQ</w:t>
-            </w:r>
-          </w:p>
-        </w:tc>
-        <w:tc>
-          <w:tcPr>
-            <w:tcW w:type="dxa" w:w="4706"/>
-          </w:tcPr>
-          <w:p>
-            <w:r>
-              <w:rPr>
-                <w:b w:val="0"/>
-                <w:i w:val="0"/>
-                <w:sz w:val="17"/>
-              </w:rPr>
-              <w:t>veuillez, s'il vous plait, confirmer les frais de scolarité ( 5000 FCFA) payée de Diariyatou Diallo avec le QG ou apporter les corrections nécessaires.</w:t>
-            </w:r>
-          </w:p>
-        </w:tc>
-      </w:tr>
-      <w:tr>
-        <w:tc>
-          <w:tcPr>
-            <w:tcW w:type="dxa" w:w="964"/>
-          </w:tcPr>
-          <w:p>
-            <w:r>
-              <w:rPr>
-                <w:b/>
-                <w:i w:val="0"/>
-                <w:color w:val="EA580C"/>
-                <w:sz w:val="16"/>
-              </w:rPr>
-              <w:t>Moyenne</w:t>
-            </w:r>
-          </w:p>
-        </w:tc>
-        <w:tc>
-          <w:tcPr>
-            <w:tcW w:type="dxa" w:w="1247"/>
-          </w:tcPr>
-          <w:p>
-            <w:r>
-              <w:rPr>
-                <w:b/>
-                <w:i w:val="0"/>
-                <w:sz w:val="16"/>
-              </w:rPr>
-              <w:t>S02</w:t>
-              <w:br/>
-            </w:r>
-            <w:r>
-              <w:rPr>
-                <w:b w:val="0"/>
-                <w:i w:val="0"/>
-                <w:color w:val="64748B"/>
-                <w:sz w:val="14"/>
-              </w:rPr>
-              <w:t>Éducation</w:t>
-            </w:r>
-          </w:p>
-        </w:tc>
-        <w:tc>
-          <w:tcPr>
-            <w:tcW w:type="dxa" w:w="1531"/>
-          </w:tcPr>
-          <w:p>
-            <w:r>
-              <w:rPr>
-                <w:b/>
-                <w:i w:val="0"/>
-                <w:color w:val="16A34A"/>
-                <w:sz w:val="16"/>
-              </w:rPr>
-              <w:t>—</w:t>
-            </w:r>
-          </w:p>
-        </w:tc>
-        <w:tc>
-          <w:tcPr>
-            <w:tcW w:type="dxa" w:w="1191"/>
-          </w:tcPr>
-          <w:p>
-            <w:r>
-              <w:rPr>
-                <w:b w:val="0"/>
-                <w:i w:val="0"/>
-                <w:color w:val="64748B"/>
-                <w:sz w:val="16"/>
-              </w:rPr>
-              <w:t>GT-CQ</w:t>
-            </w:r>
-          </w:p>
-        </w:tc>
-        <w:tc>
-          <w:tcPr>
-            <w:tcW w:type="dxa" w:w="4706"/>
-          </w:tcPr>
-          <w:p>
-            <w:r>
-              <w:rPr>
-                <w:b w:val="0"/>
-                <w:i w:val="0"/>
-                <w:sz w:val="17"/>
-              </w:rPr>
-              <w:t>veuillez, s'il vous plait, confirmer les frais de scolarité ( 5000 FCFA) payée de Ibrahima Diallo Junior avec le QG ou apporter les corrections nécessaires.</w:t>
-            </w:r>
-          </w:p>
-        </w:tc>
-      </w:tr>
-      <w:tr>
-        <w:tc>
-          <w:tcPr>
-            <w:tcW w:type="dxa" w:w="964"/>
-          </w:tcPr>
-          <w:p>
-            <w:r>
-              <w:rPr>
-                <w:b/>
-                <w:i w:val="0"/>
-                <w:color w:val="EA580C"/>
-                <w:sz w:val="16"/>
-              </w:rPr>
-              <w:t>Moyenne</w:t>
-            </w:r>
-          </w:p>
-        </w:tc>
-        <w:tc>
-          <w:tcPr>
-            <w:tcW w:type="dxa" w:w="1247"/>
-          </w:tcPr>
-          <w:p>
-            <w:r>
-              <w:rPr>
-                <w:b/>
-                <w:i w:val="0"/>
-                <w:sz w:val="16"/>
-              </w:rPr>
-              <w:t>S02</w:t>
-              <w:br/>
-            </w:r>
-            <w:r>
-              <w:rPr>
-                <w:b w:val="0"/>
-                <w:i w:val="0"/>
-                <w:color w:val="64748B"/>
-                <w:sz w:val="14"/>
-              </w:rPr>
-              <w:t>Éducation</w:t>
-            </w:r>
-          </w:p>
-        </w:tc>
-        <w:tc>
-          <w:tcPr>
-            <w:tcW w:type="dxa" w:w="1531"/>
-          </w:tcPr>
-          <w:p>
-            <w:r>
-              <w:rPr>
-                <w:b/>
-                <w:i w:val="0"/>
-                <w:color w:val="16A34A"/>
-                <w:sz w:val="16"/>
-              </w:rPr>
-              <w:t>—</w:t>
-            </w:r>
-          </w:p>
-        </w:tc>
-        <w:tc>
-          <w:tcPr>
-            <w:tcW w:type="dxa" w:w="1191"/>
-          </w:tcPr>
-          <w:p>
-            <w:r>
-              <w:rPr>
-                <w:b w:val="0"/>
-                <w:i w:val="0"/>
-                <w:color w:val="64748B"/>
-                <w:sz w:val="16"/>
-              </w:rPr>
-              <w:t>GT-CQ</w:t>
-            </w:r>
-          </w:p>
-        </w:tc>
-        <w:tc>
-          <w:tcPr>
-            <w:tcW w:type="dxa" w:w="4706"/>
-          </w:tcPr>
-          <w:p>
-            <w:r>
-              <w:rPr>
-                <w:b w:val="0"/>
-                <w:i w:val="0"/>
-                <w:sz w:val="17"/>
-              </w:rPr>
-              <w:t>veuillez, s'il vous plait, confirmer les frais de scolarité ( 5000 FCFA) payée de SECKOU DIALLO avec le QG ou apporter les corrections nécessaires.</w:t>
             </w:r>
           </w:p>
         </w:tc>
